--- a/Supplementary_tables/TableS2.docx
+++ b/Supplementary_tables/TableS2.docx
@@ -15,6 +15,7 @@
         <w:rPr>
           <w:rFonts w:ascii="Arial" w:cs="Arial" w:eastAsia="Arial" w:hAnsi="Arial"/>
           <w:b w:val="1"/>
+          <w:bCs w:val="1"/>
           <w:sz w:val="22"/>
           <w:szCs w:val="22"/>
           <w:rtl w:val="0"/>
@@ -25,6 +26,7 @@
         <w:rPr>
           <w:rFonts w:ascii="Arial" w:cs="Arial" w:eastAsia="Arial" w:hAnsi="Arial"/>
           <w:b w:val="1"/>
+          <w:bCs w:val="1"/>
           <w:sz w:val="22"/>
           <w:szCs w:val="22"/>
           <w:rtl w:val="0"/>
@@ -35,6 +37,7 @@
         <w:rPr>
           <w:rFonts w:ascii="Arial" w:cs="Arial" w:eastAsia="Arial" w:hAnsi="Arial"/>
           <w:b w:val="1"/>
+          <w:bCs w:val="1"/>
           <w:sz w:val="22"/>
           <w:szCs w:val="22"/>
           <w:rtl w:val="0"/>
@@ -45,6 +48,7 @@
         <w:rPr>
           <w:rFonts w:ascii="Arial" w:cs="Arial" w:eastAsia="Arial" w:hAnsi="Arial"/>
           <w:b w:val="1"/>
+          <w:bCs w:val="1"/>
           <w:sz w:val="22"/>
           <w:szCs w:val="22"/>
           <w:rtl w:val="0"/>
@@ -63,7 +67,9 @@
         <w:rPr>
           <w:rFonts w:ascii="Arial" w:cs="Arial" w:eastAsia="Arial" w:hAnsi="Arial"/>
           <w:b w:val="1"/>
+          <w:bCs w:val="1"/>
           <w:i w:val="1"/>
+          <w:iCs w:val="1"/>
           <w:sz w:val="20"/>
           <w:szCs w:val="20"/>
         </w:rPr>
@@ -137,6 +143,7 @@
               <w:rPr>
                 <w:rFonts w:ascii="Arial" w:cs="Arial" w:eastAsia="Arial" w:hAnsi="Arial"/>
                 <w:b w:val="1"/>
+                <w:bCs w:val="1"/>
                 <w:color w:val="000000"/>
                 <w:sz w:val="20"/>
                 <w:szCs w:val="20"/>
@@ -180,6 +187,7 @@
               <w:rPr>
                 <w:rFonts w:ascii="Arial" w:cs="Arial" w:eastAsia="Arial" w:hAnsi="Arial"/>
                 <w:b w:val="1"/>
+                <w:bCs w:val="1"/>
                 <w:color w:val="000000"/>
                 <w:sz w:val="20"/>
                 <w:szCs w:val="20"/>
@@ -223,6 +231,7 @@
               <w:rPr>
                 <w:rFonts w:ascii="Arial" w:cs="Arial" w:eastAsia="Arial" w:hAnsi="Arial"/>
                 <w:b w:val="1"/>
+                <w:bCs w:val="1"/>
                 <w:color w:val="000000"/>
                 <w:sz w:val="20"/>
                 <w:szCs w:val="20"/>
@@ -273,6 +282,7 @@
               <w:rPr>
                 <w:rFonts w:ascii="Arial" w:cs="Arial" w:eastAsia="Arial" w:hAnsi="Arial"/>
                 <w:b w:val="1"/>
+                <w:bCs w:val="1"/>
                 <w:color w:val="000000"/>
                 <w:sz w:val="20"/>
                 <w:szCs w:val="20"/>
@@ -299,6 +309,7 @@
               <w:rPr>
                 <w:rFonts w:ascii="Arial" w:cs="Arial" w:eastAsia="Arial" w:hAnsi="Arial"/>
                 <w:b w:val="1"/>
+                <w:bCs w:val="1"/>
                 <w:color w:val="000000"/>
                 <w:sz w:val="20"/>
                 <w:szCs w:val="20"/>
@@ -325,6 +336,7 @@
               <w:rPr>
                 <w:rFonts w:ascii="Arial" w:cs="Arial" w:eastAsia="Arial" w:hAnsi="Arial"/>
                 <w:b w:val="1"/>
+                <w:bCs w:val="1"/>
                 <w:color w:val="000000"/>
                 <w:sz w:val="20"/>
                 <w:szCs w:val="20"/>
@@ -351,6 +363,7 @@
               <w:rPr>
                 <w:rFonts w:ascii="Arial" w:cs="Arial" w:eastAsia="Arial" w:hAnsi="Arial"/>
                 <w:b w:val="1"/>
+                <w:bCs w:val="1"/>
                 <w:color w:val="000000"/>
                 <w:sz w:val="20"/>
                 <w:szCs w:val="20"/>
@@ -377,6 +390,7 @@
               <w:rPr>
                 <w:rFonts w:ascii="Arial" w:cs="Arial" w:eastAsia="Arial" w:hAnsi="Arial"/>
                 <w:b w:val="1"/>
+                <w:bCs w:val="1"/>
                 <w:color w:val="000000"/>
                 <w:sz w:val="20"/>
                 <w:szCs w:val="20"/>
@@ -403,6 +417,7 @@
               <w:rPr>
                 <w:rFonts w:ascii="Arial" w:cs="Arial" w:eastAsia="Arial" w:hAnsi="Arial"/>
                 <w:b w:val="1"/>
+                <w:bCs w:val="1"/>
                 <w:color w:val="000000"/>
                 <w:sz w:val="20"/>
                 <w:szCs w:val="20"/>
@@ -475,6 +490,7 @@
               <w:rPr>
                 <w:rFonts w:ascii="Arial" w:cs="Arial" w:eastAsia="Arial" w:hAnsi="Arial"/>
                 <w:i w:val="1"/>
+                <w:iCs w:val="1"/>
                 <w:color w:val="000000"/>
                 <w:sz w:val="20"/>
                 <w:szCs w:val="20"/>
@@ -484,6 +500,7 @@
               <w:rPr>
                 <w:rFonts w:ascii="Arial" w:cs="Arial" w:eastAsia="Arial" w:hAnsi="Arial"/>
                 <w:i w:val="1"/>
+                <w:iCs w:val="1"/>
                 <w:color w:val="000000"/>
                 <w:sz w:val="20"/>
                 <w:szCs w:val="20"/>
@@ -536,6 +553,7 @@
               <w:rPr>
                 <w:rFonts w:ascii="Arial" w:cs="Arial" w:eastAsia="Arial" w:hAnsi="Arial"/>
                 <w:i w:val="1"/>
+                <w:iCs w:val="1"/>
                 <w:color w:val="000000"/>
                 <w:sz w:val="20"/>
                 <w:szCs w:val="20"/>
@@ -752,6 +770,7 @@
               <w:rPr>
                 <w:rFonts w:ascii="Arial" w:cs="Arial" w:eastAsia="Arial" w:hAnsi="Arial"/>
                 <w:i w:val="1"/>
+                <w:iCs w:val="1"/>
                 <w:color w:val="000000"/>
                 <w:sz w:val="20"/>
                 <w:szCs w:val="20"/>
@@ -1256,6 +1275,7 @@
               <w:rPr>
                 <w:rFonts w:ascii="Arial" w:cs="Arial" w:eastAsia="Arial" w:hAnsi="Arial"/>
                 <w:b w:val="1"/>
+                <w:bCs w:val="1"/>
                 <w:color w:val="000000"/>
                 <w:sz w:val="20"/>
                 <w:szCs w:val="20"/>
@@ -1282,6 +1302,7 @@
               <w:rPr>
                 <w:rFonts w:ascii="Arial" w:cs="Arial" w:eastAsia="Arial" w:hAnsi="Arial"/>
                 <w:b w:val="1"/>
+                <w:bCs w:val="1"/>
                 <w:color w:val="000000"/>
                 <w:sz w:val="20"/>
                 <w:szCs w:val="20"/>
@@ -1308,6 +1329,7 @@
               <w:rPr>
                 <w:rFonts w:ascii="Arial" w:cs="Arial" w:eastAsia="Arial" w:hAnsi="Arial"/>
                 <w:b w:val="1"/>
+                <w:bCs w:val="1"/>
                 <w:color w:val="000000"/>
                 <w:sz w:val="20"/>
                 <w:szCs w:val="20"/>
@@ -1334,6 +1356,7 @@
               <w:rPr>
                 <w:rFonts w:ascii="Arial" w:cs="Arial" w:eastAsia="Arial" w:hAnsi="Arial"/>
                 <w:b w:val="1"/>
+                <w:bCs w:val="1"/>
                 <w:color w:val="000000"/>
                 <w:sz w:val="20"/>
                 <w:szCs w:val="20"/>
@@ -1360,6 +1383,7 @@
               <w:rPr>
                 <w:rFonts w:ascii="Arial" w:cs="Arial" w:eastAsia="Arial" w:hAnsi="Arial"/>
                 <w:b w:val="1"/>
+                <w:bCs w:val="1"/>
                 <w:color w:val="000000"/>
                 <w:sz w:val="20"/>
                 <w:szCs w:val="20"/>
@@ -1386,6 +1410,7 @@
               <w:rPr>
                 <w:rFonts w:ascii="Arial" w:cs="Arial" w:eastAsia="Arial" w:hAnsi="Arial"/>
                 <w:b w:val="1"/>
+                <w:bCs w:val="1"/>
                 <w:color w:val="000000"/>
                 <w:sz w:val="20"/>
                 <w:szCs w:val="20"/>
@@ -1412,6 +1437,7 @@
               <w:rPr>
                 <w:rFonts w:ascii="Arial" w:cs="Arial" w:eastAsia="Arial" w:hAnsi="Arial"/>
                 <w:b w:val="1"/>
+                <w:bCs w:val="1"/>
                 <w:color w:val="000000"/>
                 <w:sz w:val="20"/>
                 <w:szCs w:val="20"/>
@@ -1438,6 +1464,7 @@
               <w:rPr>
                 <w:rFonts w:ascii="Arial" w:cs="Arial" w:eastAsia="Arial" w:hAnsi="Arial"/>
                 <w:b w:val="1"/>
+                <w:bCs w:val="1"/>
                 <w:color w:val="000000"/>
                 <w:sz w:val="20"/>
                 <w:szCs w:val="20"/>
@@ -2541,6 +2568,7 @@
               <w:rPr>
                 <w:rFonts w:ascii="Arial" w:cs="Arial" w:eastAsia="Arial" w:hAnsi="Arial"/>
                 <w:b w:val="1"/>
+                <w:bCs w:val="1"/>
                 <w:color w:val="000000"/>
                 <w:sz w:val="20"/>
                 <w:szCs w:val="20"/>
@@ -2567,6 +2595,7 @@
               <w:rPr>
                 <w:rFonts w:ascii="Arial" w:cs="Arial" w:eastAsia="Arial" w:hAnsi="Arial"/>
                 <w:b w:val="1"/>
+                <w:bCs w:val="1"/>
                 <w:color w:val="000000"/>
                 <w:sz w:val="20"/>
                 <w:szCs w:val="20"/>
@@ -2593,6 +2622,7 @@
               <w:rPr>
                 <w:rFonts w:ascii="Arial" w:cs="Arial" w:eastAsia="Arial" w:hAnsi="Arial"/>
                 <w:b w:val="1"/>
+                <w:bCs w:val="1"/>
                 <w:color w:val="000000"/>
                 <w:sz w:val="20"/>
                 <w:szCs w:val="20"/>
@@ -2677,7 +2707,26 @@
                 <w:szCs w:val="20"/>
                 <w:rtl w:val="0"/>
               </w:rPr>
-              <w:t xml:space="preserve">GEM wells were prepared to encapsule protoplasts in droplets, cDNA was extracted per protoplast and libraries were prepared according to the guidelines provided by 10x Genomics (single cell 3' version 3.1)</w:t>
+              <w:t xml:space="preserve">GEM wells were prepared to </w:t>
+            </w:r>
+            <w:r>
+              <w:rPr>
+                <w:rFonts w:ascii="Arial" w:cs="Arial" w:eastAsia="Arial" w:hAnsi="Arial"/>
+                <w:sz w:val="20"/>
+                <w:szCs w:val="20"/>
+                <w:rtl w:val="0"/>
+              </w:rPr>
+              <w:t xml:space="preserve">encapsulate</w:t>
+            </w:r>
+            <w:r>
+              <w:rPr>
+                <w:rFonts w:ascii="Arial" w:cs="Arial" w:eastAsia="Arial" w:hAnsi="Arial"/>
+                <w:color w:val="000000"/>
+                <w:sz w:val="20"/>
+                <w:szCs w:val="20"/>
+                <w:rtl w:val="0"/>
+              </w:rPr>
+              <w:t xml:space="preserve"> protoplasts in droplets, cDNA was extracted per protoplast and libraries were prepared according to the guidelines provided by 10x Genomics (single cell 3' version 3.1)</w:t>
             </w:r>
           </w:p>
         </w:tc>
@@ -2972,6 +3021,7 @@
               <w:rPr>
                 <w:rFonts w:ascii="Arial" w:cs="Arial" w:eastAsia="Arial" w:hAnsi="Arial"/>
                 <w:b w:val="1"/>
+                <w:bCs w:val="1"/>
                 <w:color w:val="000000"/>
                 <w:sz w:val="20"/>
                 <w:szCs w:val="20"/>
@@ -2998,6 +3048,7 @@
               <w:rPr>
                 <w:rFonts w:ascii="Arial" w:cs="Arial" w:eastAsia="Arial" w:hAnsi="Arial"/>
                 <w:b w:val="1"/>
+                <w:bCs w:val="1"/>
                 <w:color w:val="000000"/>
                 <w:sz w:val="20"/>
                 <w:szCs w:val="20"/>
@@ -3024,6 +3075,7 @@
               <w:rPr>
                 <w:rFonts w:ascii="Arial" w:cs="Arial" w:eastAsia="Arial" w:hAnsi="Arial"/>
                 <w:b w:val="1"/>
+                <w:bCs w:val="1"/>
                 <w:color w:val="000000"/>
                 <w:sz w:val="20"/>
                 <w:szCs w:val="20"/>
@@ -3106,47 +3158,104 @@
                 <w:szCs w:val="20"/>
                 <w:rtl w:val="0"/>
               </w:rPr>
-              <w:t xml:space="preserve">NextSeq 550 (2021 datasets, first sequencing run of the 2022 datasets),</w:t>
-            </w:r>
-          </w:p>
-          <w:p>
-            <w:pPr>
-              <w:rPr>
-                <w:rFonts w:ascii="Arial" w:cs="Arial" w:eastAsia="Arial" w:hAnsi="Arial"/>
-                <w:color w:val="000000"/>
-                <w:sz w:val="20"/>
-                <w:szCs w:val="20"/>
-              </w:rPr>
-            </w:pPr>
-            <w:r>
-              <w:rPr>
-                <w:rFonts w:ascii="Arial" w:cs="Arial" w:eastAsia="Arial" w:hAnsi="Arial"/>
-                <w:color w:val="000000"/>
-                <w:sz w:val="20"/>
-                <w:szCs w:val="20"/>
-                <w:rtl w:val="0"/>
-              </w:rPr>
-              <w:t xml:space="preserve">NextSeq 2000 (second sequencing run of the 2022 datasets, 2023 datasets),</w:t>
-            </w:r>
-          </w:p>
-          <w:p>
-            <w:pPr>
-              <w:rPr>
-                <w:rFonts w:ascii="Arial" w:cs="Arial" w:eastAsia="Arial" w:hAnsi="Arial"/>
-                <w:color w:val="000000"/>
-                <w:sz w:val="20"/>
-                <w:szCs w:val="20"/>
-              </w:rPr>
-            </w:pPr>
-            <w:r>
-              <w:rPr>
-                <w:rFonts w:ascii="Arial" w:cs="Arial" w:eastAsia="Arial" w:hAnsi="Arial"/>
-                <w:color w:val="000000"/>
-                <w:sz w:val="20"/>
-                <w:szCs w:val="20"/>
-                <w:rtl w:val="0"/>
-              </w:rPr>
-              <w:t xml:space="preserve">Illumina NovaSeq 6000 (2024 datasets)</w:t>
+              <w:t xml:space="preserve">NextSeq 550 (2021 datasets, first sequencing run of the 2022 datasets, </w:t>
+            </w:r>
+            <w:r>
+              <w:rPr>
+                <w:rFonts w:ascii="Arial" w:cs="Arial" w:eastAsia="Arial" w:hAnsi="Arial"/>
+                <w:sz w:val="20"/>
+                <w:szCs w:val="20"/>
+                <w:rtl w:val="0"/>
+              </w:rPr>
+              <w:t xml:space="preserve">read length 100 bp</w:t>
+            </w:r>
+            <w:r>
+              <w:rPr>
+                <w:rFonts w:ascii="Arial" w:cs="Arial" w:eastAsia="Arial" w:hAnsi="Arial"/>
+                <w:color w:val="000000"/>
+                <w:sz w:val="20"/>
+                <w:szCs w:val="20"/>
+                <w:rtl w:val="0"/>
+              </w:rPr>
+              <w:t xml:space="preserve">),</w:t>
+            </w:r>
+          </w:p>
+          <w:p>
+            <w:pPr>
+              <w:rPr>
+                <w:rFonts w:ascii="Arial" w:cs="Arial" w:eastAsia="Arial" w:hAnsi="Arial"/>
+                <w:color w:val="000000"/>
+                <w:sz w:val="20"/>
+                <w:szCs w:val="20"/>
+              </w:rPr>
+            </w:pPr>
+            <w:r>
+              <w:rPr>
+                <w:rFonts w:ascii="Arial" w:cs="Arial" w:eastAsia="Arial" w:hAnsi="Arial"/>
+                <w:color w:val="000000"/>
+                <w:sz w:val="20"/>
+                <w:szCs w:val="20"/>
+                <w:rtl w:val="0"/>
+              </w:rPr>
+              <w:t xml:space="preserve">NextSeq 2000 (second sequencing run of the 2022 datasets, 2023 datasets, </w:t>
+            </w:r>
+            <w:r>
+              <w:rPr>
+                <w:rFonts w:ascii="Arial" w:cs="Arial" w:eastAsia="Arial" w:hAnsi="Arial"/>
+                <w:sz w:val="20"/>
+                <w:szCs w:val="20"/>
+                <w:rtl w:val="0"/>
+              </w:rPr>
+              <w:t xml:space="preserve">read length 100 bp</w:t>
+            </w:r>
+            <w:r>
+              <w:rPr>
+                <w:rFonts w:ascii="Arial" w:cs="Arial" w:eastAsia="Arial" w:hAnsi="Arial"/>
+                <w:color w:val="000000"/>
+                <w:sz w:val="20"/>
+                <w:szCs w:val="20"/>
+                <w:rtl w:val="0"/>
+              </w:rPr>
+              <w:t xml:space="preserve">),</w:t>
+            </w:r>
+          </w:p>
+          <w:p>
+            <w:pPr>
+              <w:rPr>
+                <w:rFonts w:ascii="Arial" w:cs="Arial" w:eastAsia="Arial" w:hAnsi="Arial"/>
+                <w:color w:val="000000"/>
+                <w:sz w:val="20"/>
+                <w:szCs w:val="20"/>
+              </w:rPr>
+            </w:pPr>
+            <w:r>
+              <w:rPr>
+                <w:rFonts w:ascii="Arial" w:cs="Arial" w:eastAsia="Arial" w:hAnsi="Arial"/>
+                <w:color w:val="000000"/>
+                <w:sz w:val="20"/>
+                <w:szCs w:val="20"/>
+                <w:rtl w:val="0"/>
+              </w:rPr>
+              <w:t xml:space="preserve">Illumina NovaSeq 6000 (2024 datasets, </w:t>
+            </w:r>
+            <w:r>
+              <w:rPr>
+                <w:rFonts w:ascii="Arial" w:cs="Arial" w:eastAsia="Arial" w:hAnsi="Arial"/>
+                <w:sz w:val="20"/>
+                <w:szCs w:val="20"/>
+                <w:rtl w:val="0"/>
+              </w:rPr>
+              <w:t xml:space="preserve">read length 150 bp</w:t>
+            </w:r>
+            <w:r>
+              <w:rPr>
+                <w:rFonts w:ascii="Arial" w:cs="Arial" w:eastAsia="Arial" w:hAnsi="Arial"/>
+                <w:color w:val="000000"/>
+                <w:sz w:val="20"/>
+                <w:szCs w:val="20"/>
+                <w:rtl w:val="0"/>
+              </w:rPr>
+              <w:t xml:space="preserve">)</w:t>
             </w:r>
           </w:p>
         </w:tc>
@@ -3530,6 +3639,7 @@
               <w:rPr>
                 <w:rFonts w:ascii="Arial" w:cs="Arial" w:eastAsia="Arial" w:hAnsi="Arial"/>
                 <w:b w:val="1"/>
+                <w:bCs w:val="1"/>
                 <w:color w:val="000000"/>
                 <w:sz w:val="20"/>
                 <w:szCs w:val="20"/>
@@ -3556,6 +3666,7 @@
               <w:rPr>
                 <w:rFonts w:ascii="Arial" w:cs="Arial" w:eastAsia="Arial" w:hAnsi="Arial"/>
                 <w:b w:val="1"/>
+                <w:bCs w:val="1"/>
                 <w:color w:val="000000"/>
                 <w:sz w:val="20"/>
                 <w:szCs w:val="20"/>
@@ -3582,6 +3693,7 @@
               <w:rPr>
                 <w:rFonts w:ascii="Arial" w:cs="Arial" w:eastAsia="Arial" w:hAnsi="Arial"/>
                 <w:b w:val="1"/>
+                <w:bCs w:val="1"/>
                 <w:color w:val="000000"/>
                 <w:sz w:val="20"/>
                 <w:szCs w:val="20"/>
@@ -3608,6 +3720,7 @@
               <w:rPr>
                 <w:rFonts w:ascii="Arial" w:cs="Arial" w:eastAsia="Arial" w:hAnsi="Arial"/>
                 <w:b w:val="1"/>
+                <w:bCs w:val="1"/>
                 <w:color w:val="000000"/>
                 <w:sz w:val="20"/>
                 <w:szCs w:val="20"/>
@@ -3634,6 +3747,7 @@
               <w:rPr>
                 <w:rFonts w:ascii="Arial" w:cs="Arial" w:eastAsia="Arial" w:hAnsi="Arial"/>
                 <w:b w:val="1"/>
+                <w:bCs w:val="1"/>
                 <w:color w:val="000000"/>
                 <w:sz w:val="20"/>
                 <w:szCs w:val="20"/>
@@ -4658,6 +4772,7 @@
               <w:rPr>
                 <w:rFonts w:ascii="Arial" w:cs="Arial" w:eastAsia="Arial" w:hAnsi="Arial"/>
                 <w:b w:val="1"/>
+                <w:bCs w:val="1"/>
                 <w:color w:val="000000"/>
                 <w:sz w:val="20"/>
                 <w:szCs w:val="20"/>
@@ -4684,6 +4799,7 @@
               <w:rPr>
                 <w:rFonts w:ascii="Arial" w:cs="Arial" w:eastAsia="Arial" w:hAnsi="Arial"/>
                 <w:b w:val="1"/>
+                <w:bCs w:val="1"/>
                 <w:color w:val="000000"/>
                 <w:sz w:val="20"/>
                 <w:szCs w:val="20"/>
@@ -4710,6 +4826,7 @@
               <w:rPr>
                 <w:rFonts w:ascii="Arial" w:cs="Arial" w:eastAsia="Arial" w:hAnsi="Arial"/>
                 <w:b w:val="1"/>
+                <w:bCs w:val="1"/>
                 <w:color w:val="000000"/>
                 <w:sz w:val="20"/>
                 <w:szCs w:val="20"/>
@@ -4736,6 +4853,7 @@
               <w:rPr>
                 <w:rFonts w:ascii="Arial" w:cs="Arial" w:eastAsia="Arial" w:hAnsi="Arial"/>
                 <w:b w:val="1"/>
+                <w:bCs w:val="1"/>
                 <w:color w:val="000000"/>
                 <w:sz w:val="20"/>
                 <w:szCs w:val="20"/>
@@ -4762,6 +4880,7 @@
               <w:rPr>
                 <w:rFonts w:ascii="Arial" w:cs="Arial" w:eastAsia="Arial" w:hAnsi="Arial"/>
                 <w:b w:val="1"/>
+                <w:bCs w:val="1"/>
                 <w:color w:val="000000"/>
                 <w:sz w:val="20"/>
                 <w:szCs w:val="20"/>
@@ -4788,6 +4907,7 @@
               <w:rPr>
                 <w:rFonts w:ascii="Arial" w:cs="Arial" w:eastAsia="Arial" w:hAnsi="Arial"/>
                 <w:b w:val="1"/>
+                <w:bCs w:val="1"/>
                 <w:color w:val="000000"/>
                 <w:sz w:val="20"/>
                 <w:szCs w:val="20"/>
@@ -4814,6 +4934,7 @@
               <w:rPr>
                 <w:rFonts w:ascii="Arial" w:cs="Arial" w:eastAsia="Arial" w:hAnsi="Arial"/>
                 <w:b w:val="1"/>
+                <w:bCs w:val="1"/>
                 <w:color w:val="000000"/>
                 <w:sz w:val="20"/>
                 <w:szCs w:val="20"/>
@@ -4840,6 +4961,7 @@
               <w:rPr>
                 <w:rFonts w:ascii="Arial" w:cs="Arial" w:eastAsia="Arial" w:hAnsi="Arial"/>
                 <w:b w:val="1"/>
+                <w:bCs w:val="1"/>
                 <w:color w:val="000000"/>
                 <w:sz w:val="20"/>
                 <w:szCs w:val="20"/>
@@ -4866,6 +4988,7 @@
               <w:rPr>
                 <w:rFonts w:ascii="Arial" w:cs="Arial" w:eastAsia="Arial" w:hAnsi="Arial"/>
                 <w:b w:val="1"/>
+                <w:bCs w:val="1"/>
                 <w:color w:val="000000"/>
                 <w:sz w:val="20"/>
                 <w:szCs w:val="20"/>
@@ -4892,6 +5015,7 @@
               <w:rPr>
                 <w:rFonts w:ascii="Arial" w:cs="Arial" w:eastAsia="Arial" w:hAnsi="Arial"/>
                 <w:b w:val="1"/>
+                <w:bCs w:val="1"/>
                 <w:color w:val="000000"/>
                 <w:sz w:val="20"/>
                 <w:szCs w:val="20"/>
@@ -5264,7 +5388,21 @@
                 <w:szCs w:val="20"/>
                 <w:rtl w:val="0"/>
               </w:rPr>
-              <w:t xml:space="preserve">69’686</w:t>
+              <w:t xml:space="preserve">69’68</w:t>
+            </w:r>
+            <w:r>
+              <w:rPr>
+                <w:rFonts w:ascii="Arial" w:cs="Arial" w:eastAsia="Arial" w:hAnsi="Arial"/>
+                <w:sz w:val="20"/>
+                <w:szCs w:val="20"/>
+                <w:rtl w:val="0"/>
+              </w:rPr>
+              <w:t xml:space="preserve">7</w:t>
+            </w:r>
+            <w:r>
+              <w:rPr>
+                <w:rtl w:val="0"/>
+              </w:rPr>
             </w:r>
           </w:p>
         </w:tc>
@@ -6067,7 +6205,21 @@
                 <w:szCs w:val="20"/>
                 <w:rtl w:val="0"/>
               </w:rPr>
-              <w:t xml:space="preserve">Bulk RNA-seq protoplasted vs. non-protoplasted tissues</w:t>
+              <w:t xml:space="preserve">Bulk RNA-seq protoplasted vs. non-protoplasted tissues (</w:t>
+            </w:r>
+            <w:r>
+              <w:rPr>
+                <w:rFonts w:ascii="Arial" w:cs="Arial" w:eastAsia="Arial" w:hAnsi="Arial"/>
+                <w:sz w:val="20"/>
+                <w:szCs w:val="20"/>
+                <w:rtl w:val="0"/>
+              </w:rPr>
+              <w:t xml:space="preserve">read length 75 bp)</w:t>
+            </w:r>
+            <w:r>
+              <w:rPr>
+                <w:rtl w:val="0"/>
+              </w:rPr>
             </w:r>
           </w:p>
         </w:tc>
@@ -6190,12 +6342,16 @@
             <w:r>
               <w:rPr>
                 <w:rFonts w:ascii="Arial" w:cs="Arial" w:eastAsia="Arial" w:hAnsi="Arial"/>
-                <w:color w:val="000000"/>
-                <w:sz w:val="20"/>
-                <w:szCs w:val="20"/>
-                <w:rtl w:val="0"/>
-              </w:rPr>
-              <w:t xml:space="preserve">Not applicable</w:t>
+                <w:sz w:val="20"/>
+                <w:szCs w:val="20"/>
+                <w:rtl w:val="0"/>
+              </w:rPr>
+              <w:t xml:space="preserve">Semi-supervised integration with STACAS to correct for batch effects across libraries</w:t>
+            </w:r>
+            <w:r>
+              <w:rPr>
+                <w:rtl w:val="0"/>
+              </w:rPr>
             </w:r>
           </w:p>
         </w:tc>
@@ -6363,6 +6519,7 @@
               <w:rPr>
                 <w:rFonts w:ascii="Arial" w:cs="Arial" w:eastAsia="Arial" w:hAnsi="Arial"/>
                 <w:b w:val="1"/>
+                <w:bCs w:val="1"/>
                 <w:color w:val="000000"/>
                 <w:sz w:val="20"/>
                 <w:szCs w:val="20"/>
@@ -6389,6 +6546,7 @@
               <w:rPr>
                 <w:rFonts w:ascii="Arial" w:cs="Arial" w:eastAsia="Arial" w:hAnsi="Arial"/>
                 <w:b w:val="1"/>
+                <w:bCs w:val="1"/>
                 <w:color w:val="000000"/>
                 <w:sz w:val="20"/>
                 <w:szCs w:val="20"/>
@@ -6415,6 +6573,7 @@
               <w:rPr>
                 <w:rFonts w:ascii="Arial" w:cs="Arial" w:eastAsia="Arial" w:hAnsi="Arial"/>
                 <w:b w:val="1"/>
+                <w:bCs w:val="1"/>
                 <w:color w:val="000000"/>
                 <w:sz w:val="20"/>
                 <w:szCs w:val="20"/>
@@ -6633,6 +6792,7 @@
               <w:rPr>
                 <w:rFonts w:ascii="Arial" w:cs="Arial" w:eastAsia="Arial" w:hAnsi="Arial"/>
                 <w:i w:val="1"/>
+                <w:iCs w:val="1"/>
                 <w:color w:val="000000"/>
                 <w:sz w:val="20"/>
                 <w:szCs w:val="20"/>
@@ -6655,7 +6815,6 @@
                 <w:rFonts w:ascii="Arial" w:cs="Arial" w:eastAsia="Arial" w:hAnsi="Arial"/>
                 <w:sz w:val="20"/>
                 <w:szCs w:val="20"/>
-                <w:highlight w:val="yellow"/>
                 <w:rtl w:val="0"/>
               </w:rPr>
               <w:t xml:space="preserve">S3</w:t>
@@ -6856,6 +7015,7 @@
               <w:rPr>
                 <w:rFonts w:ascii="Arial" w:cs="Arial" w:eastAsia="Arial" w:hAnsi="Arial"/>
                 <w:b w:val="1"/>
+                <w:bCs w:val="1"/>
                 <w:color w:val="000000"/>
                 <w:sz w:val="20"/>
                 <w:szCs w:val="20"/>
@@ -6882,6 +7042,7 @@
               <w:rPr>
                 <w:rFonts w:ascii="Arial" w:cs="Arial" w:eastAsia="Arial" w:hAnsi="Arial"/>
                 <w:b w:val="1"/>
+                <w:bCs w:val="1"/>
                 <w:color w:val="000000"/>
                 <w:sz w:val="20"/>
                 <w:szCs w:val="20"/>
@@ -6908,6 +7069,7 @@
               <w:rPr>
                 <w:rFonts w:ascii="Arial" w:cs="Arial" w:eastAsia="Arial" w:hAnsi="Arial"/>
                 <w:b w:val="1"/>
+                <w:bCs w:val="1"/>
                 <w:color w:val="000000"/>
                 <w:sz w:val="20"/>
                 <w:szCs w:val="20"/>
@@ -6934,6 +7096,7 @@
               <w:rPr>
                 <w:rFonts w:ascii="Arial" w:cs="Arial" w:eastAsia="Arial" w:hAnsi="Arial"/>
                 <w:b w:val="1"/>
+                <w:bCs w:val="1"/>
                 <w:color w:val="000000"/>
                 <w:sz w:val="20"/>
                 <w:szCs w:val="20"/>
@@ -7570,6 +7733,7 @@
               <w:rPr>
                 <w:rFonts w:ascii="Arial" w:cs="Arial" w:eastAsia="Arial" w:hAnsi="Arial"/>
                 <w:b w:val="1"/>
+                <w:bCs w:val="1"/>
                 <w:color w:val="000000"/>
                 <w:sz w:val="20"/>
                 <w:szCs w:val="20"/>
@@ -7728,6 +7892,7 @@
     </w:pPr>
     <w:rPr>
       <w:b w:val="1"/>
+      <w:bCs w:val="1"/>
       <w:sz w:val="48"/>
       <w:szCs w:val="48"/>
     </w:rPr>
@@ -7744,6 +7909,7 @@
     </w:pPr>
     <w:rPr>
       <w:b w:val="1"/>
+      <w:bCs w:val="1"/>
       <w:sz w:val="36"/>
       <w:szCs w:val="36"/>
     </w:rPr>
@@ -7760,6 +7926,7 @@
     </w:pPr>
     <w:rPr>
       <w:b w:val="1"/>
+      <w:bCs w:val="1"/>
       <w:sz w:val="28"/>
       <w:szCs w:val="28"/>
     </w:rPr>
@@ -7776,6 +7943,7 @@
     </w:pPr>
     <w:rPr>
       <w:b w:val="1"/>
+      <w:bCs w:val="1"/>
       <w:sz w:val="24"/>
       <w:szCs w:val="24"/>
     </w:rPr>
@@ -7792,6 +7960,7 @@
     </w:pPr>
     <w:rPr>
       <w:b w:val="1"/>
+      <w:bCs w:val="1"/>
       <w:sz w:val="22"/>
       <w:szCs w:val="22"/>
     </w:rPr>
@@ -7808,6 +7977,7 @@
     </w:pPr>
     <w:rPr>
       <w:b w:val="1"/>
+      <w:bCs w:val="1"/>
       <w:sz w:val="20"/>
       <w:szCs w:val="20"/>
     </w:rPr>
@@ -7824,6 +7994,7 @@
     </w:pPr>
     <w:rPr>
       <w:b w:val="1"/>
+      <w:bCs w:val="1"/>
       <w:sz w:val="72"/>
       <w:szCs w:val="72"/>
     </w:rPr>
@@ -7841,6 +8012,7 @@
     <w:rPr>
       <w:rFonts w:ascii="Georgia" w:cs="Georgia" w:eastAsia="Georgia" w:hAnsi="Georgia"/>
       <w:i w:val="1"/>
+      <w:iCs w:val="1"/>
       <w:color w:val="666666"/>
       <w:sz w:val="48"/>
       <w:szCs w:val="48"/>
